--- a/vertrag/07_SEPA-Firmenlastschriftmandat.docx
+++ b/vertrag/07_SEPA-Firmenlastschriftmandat.docx
@@ -143,7 +143,7 @@
           <w:sz w:val="21"/>
           <w:szCs w:val="21"/>
         </w:rPr>
-        <w:t xml:space="preserve">NexAI – Next Generation Intelligence GbR</w:t>
+        <w:t xml:space="preserve">NexAI – Next Generation Artificial Intelligence GbR</w:t>
       </w:r>
       <w:r>
         <w:rPr>
@@ -159,7 +159,7 @@
         <w:t xml:space="preserve">
 Untere Bergstraße 13, 74586 Frankenhardt-Honhardt, Deutschland
 Vertreten durch die Gesellschafter Maximilian Trenk und Jason Brian Merklein
-E-Mail: mbt@nex-a-i.com · Telefon: 0176 20147646
+E-Mail: mbt@nex-a-i.com · Telefon: 0176 80714816
 — nachfolgend "NexAI" oder "Gläubiger" —</w:t>
       </w:r>
     </w:p>
@@ -1373,7 +1373,7 @@
         <w:sz w:val="15"/>
         <w:szCs w:val="15"/>
       </w:rPr>
-      <w:t xml:space="preserve">NexAI – Next Generation Intelligence GbR</w:t>
+      <w:t xml:space="preserve">NexAI – Next Generation Artificial Intelligence GbR</w:t>
     </w:r>
     <w:r>
       <w:rPr>
